--- a/templates/接受谈话通知书（模板）.docx
+++ b/templates/接受谈话通知书（模板）.docx
@@ -87,7 +87,25 @@
           <w:szCs w:val="32"/>
           <w:u w:val="single"/>
         </w:rPr>
-        <w:t>{用人单位}</w:t>
+        <w:t>{{</w:t>
+      </w:r>
+      <w:r>
+        <w:rPr>
+          <w:rFonts w:ascii="仿宋" w:eastAsia="仿宋" w:hAnsi="仿宋" w:cs="仿宋" w:hint="eastAsia"/>
+          <w:sz w:val="32"/>
+          <w:szCs w:val="32"/>
+          <w:u w:val="single"/>
+        </w:rPr>
+        <w:t>用人单位</w:t>
+      </w:r>
+      <w:r>
+        <w:rPr>
+          <w:rFonts w:ascii="仿宋" w:eastAsia="仿宋" w:hAnsi="仿宋" w:cs="仿宋" w:hint="eastAsia"/>
+          <w:sz w:val="32"/>
+          <w:szCs w:val="32"/>
+          <w:u w:val="single"/>
+        </w:rPr>
+        <w:t>}}</w:t>
       </w:r>
       <w:r>
         <w:rPr>
@@ -114,7 +132,71 @@
           <w:sz w:val="32"/>
           <w:szCs w:val="32"/>
         </w:rPr>
-        <w:t>申请人{申请人}于{申请时间}向本局提出工伤认定申请</w:t>
+        <w:t>申请人</w:t>
+      </w:r>
+      <w:r>
+        <w:rPr>
+          <w:rFonts w:ascii="仿宋" w:eastAsia="仿宋" w:hAnsi="仿宋" w:cs="仿宋" w:hint="eastAsia"/>
+          <w:sz w:val="32"/>
+          <w:szCs w:val="32"/>
+        </w:rPr>
+        <w:t>{{</w:t>
+      </w:r>
+      <w:r>
+        <w:rPr>
+          <w:rFonts w:ascii="仿宋" w:eastAsia="仿宋" w:hAnsi="仿宋" w:cs="仿宋" w:hint="eastAsia"/>
+          <w:sz w:val="32"/>
+          <w:szCs w:val="32"/>
+        </w:rPr>
+        <w:t>申请人</w:t>
+      </w:r>
+      <w:r>
+        <w:rPr>
+          <w:rFonts w:ascii="仿宋" w:eastAsia="仿宋" w:hAnsi="仿宋" w:cs="仿宋" w:hint="eastAsia"/>
+          <w:sz w:val="32"/>
+          <w:szCs w:val="32"/>
+        </w:rPr>
+        <w:t>}}</w:t>
+      </w:r>
+      <w:r>
+        <w:rPr>
+          <w:rFonts w:ascii="仿宋" w:eastAsia="仿宋" w:hAnsi="仿宋" w:cs="仿宋" w:hint="eastAsia"/>
+          <w:sz w:val="32"/>
+          <w:szCs w:val="32"/>
+        </w:rPr>
+        <w:t>于</w:t>
+      </w:r>
+      <w:r>
+        <w:rPr>
+          <w:rFonts w:ascii="仿宋" w:eastAsia="仿宋" w:hAnsi="仿宋" w:cs="仿宋" w:hint="eastAsia"/>
+          <w:sz w:val="32"/>
+          <w:szCs w:val="32"/>
+        </w:rPr>
+        <w:t>{{</w:t>
+      </w:r>
+      <w:r>
+        <w:rPr>
+          <w:rFonts w:ascii="仿宋" w:eastAsia="仿宋" w:hAnsi="仿宋" w:cs="仿宋" w:hint="eastAsia"/>
+          <w:sz w:val="32"/>
+          <w:szCs w:val="32"/>
+        </w:rPr>
+        <w:t>申请时间</w:t>
+      </w:r>
+      <w:r>
+        <w:rPr>
+          <w:rFonts w:ascii="仿宋" w:eastAsia="仿宋" w:hAnsi="仿宋" w:cs="仿宋" w:hint="eastAsia"/>
+          <w:sz w:val="32"/>
+          <w:szCs w:val="32"/>
+        </w:rPr>
+        <w:t>}}</w:t>
+      </w:r>
+      <w:r>
+        <w:rPr>
+          <w:rFonts w:ascii="仿宋" w:eastAsia="仿宋" w:hAnsi="仿宋" w:cs="仿宋" w:hint="eastAsia"/>
+          <w:sz w:val="32"/>
+          <w:szCs w:val="32"/>
+        </w:rPr>
+        <w:t>向本局提出工伤认定申请</w:t>
       </w:r>
       <w:bookmarkStart w:id="0" w:name="_Hlk143179794"/>
       <w:r>
@@ -123,7 +205,39 @@
           <w:sz w:val="32"/>
           <w:szCs w:val="32"/>
         </w:rPr>
-        <w:t>，本局于{受理时间}依法受理</w:t>
+        <w:t>，本局于</w:t>
+      </w:r>
+      <w:r>
+        <w:rPr>
+          <w:rFonts w:ascii="仿宋" w:eastAsia="仿宋" w:hAnsi="仿宋" w:cs="仿宋" w:hint="eastAsia"/>
+          <w:sz w:val="32"/>
+          <w:szCs w:val="32"/>
+        </w:rPr>
+        <w:t>{{</w:t>
+      </w:r>
+      <w:r>
+        <w:rPr>
+          <w:rFonts w:ascii="仿宋" w:eastAsia="仿宋" w:hAnsi="仿宋" w:cs="仿宋" w:hint="eastAsia"/>
+          <w:sz w:val="32"/>
+          <w:szCs w:val="32"/>
+        </w:rPr>
+        <w:t>受理时间</w:t>
+      </w:r>
+      <w:r>
+        <w:rPr>
+          <w:rFonts w:ascii="仿宋" w:eastAsia="仿宋" w:hAnsi="仿宋" w:cs="仿宋" w:hint="eastAsia"/>
+          <w:sz w:val="32"/>
+          <w:szCs w:val="32"/>
+        </w:rPr>
+        <w:t>}}</w:t>
+      </w:r>
+      <w:r>
+        <w:rPr>
+          <w:rFonts w:ascii="仿宋" w:eastAsia="仿宋" w:hAnsi="仿宋" w:cs="仿宋" w:hint="eastAsia"/>
+          <w:sz w:val="32"/>
+          <w:szCs w:val="32"/>
+        </w:rPr>
+        <w:t>依法受理</w:t>
       </w:r>
       <w:bookmarkEnd w:id="0"/>
       <w:r>
@@ -132,7 +246,79 @@
           <w:sz w:val="32"/>
           <w:szCs w:val="32"/>
         </w:rPr>
-        <w:t>。申请人称{本人姓名}（身份证号码：{本人身份证}）为你单位职工，{</w:t>
+        <w:t>。申请人称</w:t>
+      </w:r>
+      <w:r>
+        <w:rPr>
+          <w:rFonts w:ascii="仿宋" w:eastAsia="仿宋" w:hAnsi="仿宋" w:cs="仿宋" w:hint="eastAsia"/>
+          <w:sz w:val="32"/>
+          <w:szCs w:val="32"/>
+        </w:rPr>
+        <w:t>{{</w:t>
+      </w:r>
+      <w:r>
+        <w:rPr>
+          <w:rFonts w:ascii="仿宋" w:eastAsia="仿宋" w:hAnsi="仿宋" w:cs="仿宋" w:hint="eastAsia"/>
+          <w:sz w:val="32"/>
+          <w:szCs w:val="32"/>
+        </w:rPr>
+        <w:t>本人姓名</w:t>
+      </w:r>
+      <w:r>
+        <w:rPr>
+          <w:rFonts w:ascii="仿宋" w:eastAsia="仿宋" w:hAnsi="仿宋" w:cs="仿宋" w:hint="eastAsia"/>
+          <w:sz w:val="32"/>
+          <w:szCs w:val="32"/>
+        </w:rPr>
+        <w:t>}}</w:t>
+      </w:r>
+      <w:r>
+        <w:rPr>
+          <w:rFonts w:ascii="仿宋" w:eastAsia="仿宋" w:hAnsi="仿宋" w:cs="仿宋" w:hint="eastAsia"/>
+          <w:sz w:val="32"/>
+          <w:szCs w:val="32"/>
+        </w:rPr>
+        <w:t>（身份证号码：</w:t>
+      </w:r>
+      <w:r>
+        <w:rPr>
+          <w:rFonts w:ascii="仿宋" w:eastAsia="仿宋" w:hAnsi="仿宋" w:cs="仿宋" w:hint="eastAsia"/>
+          <w:sz w:val="32"/>
+          <w:szCs w:val="32"/>
+        </w:rPr>
+        <w:t>{{</w:t>
+      </w:r>
+      <w:r>
+        <w:rPr>
+          <w:rFonts w:ascii="仿宋" w:eastAsia="仿宋" w:hAnsi="仿宋" w:cs="仿宋" w:hint="eastAsia"/>
+          <w:sz w:val="32"/>
+          <w:szCs w:val="32"/>
+        </w:rPr>
+        <w:t>本人身份证</w:t>
+      </w:r>
+      <w:r>
+        <w:rPr>
+          <w:rFonts w:ascii="仿宋" w:eastAsia="仿宋" w:hAnsi="仿宋" w:cs="仿宋" w:hint="eastAsia"/>
+          <w:sz w:val="32"/>
+          <w:szCs w:val="32"/>
+        </w:rPr>
+        <w:t>}}</w:t>
+      </w:r>
+      <w:r>
+        <w:rPr>
+          <w:rFonts w:ascii="仿宋" w:eastAsia="仿宋" w:hAnsi="仿宋" w:cs="仿宋" w:hint="eastAsia"/>
+          <w:sz w:val="32"/>
+          <w:szCs w:val="32"/>
+        </w:rPr>
+        <w:t>）为你单位职工，</w:t>
+      </w:r>
+      <w:r>
+        <w:rPr>
+          <w:rFonts w:ascii="仿宋" w:eastAsia="仿宋" w:hAnsi="仿宋" w:cs="仿宋" w:hint="eastAsia"/>
+          <w:sz w:val="32"/>
+          <w:szCs w:val="32"/>
+        </w:rPr>
+        <w:t>{{</w:t>
       </w:r>
       <w:r>
         <w:rPr>
@@ -148,7 +334,15 @@
           <w:sz w:val="32"/>
           <w:szCs w:val="32"/>
         </w:rPr>
-        <w:t>}医院</w:t>
+        <w:t>}}</w:t>
+      </w:r>
+      <w:r>
+        <w:rPr>
+          <w:rFonts w:ascii="仿宋" w:eastAsia="仿宋" w:hAnsi="仿宋" w:cs="仿宋" w:hint="eastAsia"/>
+          <w:sz w:val="32"/>
+          <w:szCs w:val="32"/>
+        </w:rPr>
+        <w:t>医院</w:t>
       </w:r>
       <w:bookmarkStart w:id="1" w:name="_GoBack"/>
       <w:bookmarkEnd w:id="1"/>
@@ -158,7 +352,15 @@
           <w:sz w:val="32"/>
           <w:szCs w:val="32"/>
         </w:rPr>
-        <w:t>诊断为：{</w:t>
+        <w:t>诊断为：</w:t>
+      </w:r>
+      <w:r>
+        <w:rPr>
+          <w:rFonts w:ascii="仿宋" w:eastAsia="仿宋" w:hAnsi="仿宋" w:cs="仿宋" w:hint="eastAsia"/>
+          <w:sz w:val="32"/>
+          <w:szCs w:val="32"/>
+        </w:rPr>
+        <w:t>{{</w:t>
       </w:r>
       <w:r>
         <w:rPr>
@@ -174,7 +376,15 @@
           <w:sz w:val="32"/>
           <w:szCs w:val="32"/>
         </w:rPr>
-        <w:t>}。</w:t>
+        <w:t>}}</w:t>
+      </w:r>
+      <w:r>
+        <w:rPr>
+          <w:rFonts w:ascii="仿宋" w:eastAsia="仿宋" w:hAnsi="仿宋" w:cs="仿宋" w:hint="eastAsia"/>
+          <w:sz w:val="32"/>
+          <w:szCs w:val="32"/>
+        </w:rPr>
+        <w:t>。</w:t>
       </w:r>
     </w:p>
     <w:p>
@@ -328,7 +538,7 @@
           <w:sz w:val="30"/>
           <w:szCs w:val="30"/>
         </w:rPr>
-        <w:t xml:space="preserve">                       {</w:t>
+        <w:t xml:space="preserve">                       </w:t>
       </w:r>
       <w:r>
         <w:rPr>
@@ -336,7 +546,7 @@
           <w:sz w:val="30"/>
           <w:szCs w:val="30"/>
         </w:rPr>
-        <w:t>当前时期</w:t>
+        <w:t>{{</w:t>
       </w:r>
       <w:r>
         <w:rPr>
@@ -344,7 +554,15 @@
           <w:sz w:val="30"/>
           <w:szCs w:val="30"/>
         </w:rPr>
-        <w:t>}</w:t>
+        <w:t>当前时期</w:t>
+      </w:r>
+      <w:r>
+        <w:rPr>
+          <w:rFonts w:hint="eastAsia"/>
+          <w:sz w:val="30"/>
+          <w:szCs w:val="30"/>
+        </w:rPr>
+        <w:t>}}</w:t>
       </w:r>
     </w:p>
     <w:sectPr>
